--- a/01 Tanakh/02 Nevi_im/02 Latter Prophets/13 Trei Asar/5 Yonah/5 Yonah 02.docx
+++ b/01 Tanakh/02 Nevi_im/02 Latter Prophets/13 Trei Asar/5 Yonah/5 Yonah 02.docx
@@ -732,7 +732,7 @@
       <w:rPr>
         <w:rtl w:val="0"/>
       </w:rPr>
-      <w:t xml:space="preserve">The EH'YEH Seisho</w:t>
+      <w:t xml:space="preserve">The EHYEH Seisho</w:t>
     </w:r>
     <w:r>
       <w:rPr>
